--- a/JacksonSheppard_Resume.docx
+++ b/JacksonSheppard_Resume.docx
@@ -21,6 +21,13 @@
           <w:sz w:val="34"/>
         </w:rPr>
         <w:t>ACKSON</w:t>
+      </w:r>
+      <w:r>
+        <w:rPr>
+          <w:b/>
+          <w:sz w:val="34"/>
+        </w:rPr>
+        <w:t xml:space="preserve"> </w:t>
       </w:r>
       <w:r>
         <w:rPr>
@@ -189,7 +196,21 @@
           <w:b/>
           <w:sz w:val="18"/>
         </w:rPr>
-        <w:t xml:space="preserve"> IN </w:t>
+        <w:t xml:space="preserve"> </w:t>
+      </w:r>
+      <w:r>
+        <w:rPr>
+          <w:b/>
+          <w:sz w:val="18"/>
+        </w:rPr>
+        <w:t>I</w:t>
+      </w:r>
+      <w:r>
+        <w:rPr>
+          <w:b/>
+          <w:sz w:val="18"/>
+        </w:rPr>
+        <w:t xml:space="preserve">N </w:t>
       </w:r>
       <w:r>
         <w:rPr>
@@ -239,43 +260,242 @@
         <w:t>candidate</w:t>
       </w:r>
       <w:r>
-        <w:t xml:space="preserve"> in the Department of Chemistry and Biochemistry at the University of California, Santa Barbara with a Bachelor of Science in physics (with honors) from the same institution. Two </w:t>
+        <w:t xml:space="preserve"> in the Department of Chemistry and Biochemistry at the University of California, Santa Barbara with a B</w:t>
+      </w:r>
+      <w:r>
+        <w:t>.</w:t>
+      </w:r>
+      <w:r>
+        <w:t>S in physics (</w:t>
+      </w:r>
+      <w:r>
+        <w:t>H</w:t>
+      </w:r>
+      <w:r>
+        <w:t xml:space="preserve">onors) from the same institution. </w:t>
+      </w:r>
+      <w:r>
+        <w:t>Research experience spans molecular simulation, machine learning-driven molecular design, and quantitative analysis of complex biophysical systems. Previously worked</w:t>
+      </w:r>
+      <w:r>
+        <w:t xml:space="preserve"> as a controls engineer at SLAC National Accelerator Laboratory </w:t>
+      </w:r>
+      <w:r>
+        <w:t xml:space="preserve">in a collaborative software development environment, </w:t>
+      </w:r>
+      <w:r>
+        <w:t>earning the SLAC Spot Award for Dependability.</w:t>
+      </w:r>
+      <w:r>
+        <w:t xml:space="preserve"> Strong background in Python-based data analysis, database technologies, and scientific computing, with demonstrated excellence in written and oral communication.</w:t>
+      </w:r>
+    </w:p>
+    <w:p>
+      <w:pPr>
+        <w:pStyle w:val="Heading1"/>
+      </w:pPr>
+      <w:r>
+        <w:rPr>
+          <w:sz w:val="24"/>
+        </w:rPr>
+        <w:t>T</w:t>
+      </w:r>
+      <w:r>
+        <w:t xml:space="preserve">ECHNICAL </w:t>
+      </w:r>
+      <w:r>
+        <w:rPr>
+          <w:sz w:val="24"/>
+        </w:rPr>
+        <w:t>S</w:t>
+      </w:r>
+      <w:r>
+        <w:t>KILLS</w:t>
+      </w:r>
+    </w:p>
+    <w:p>
+      <w:pPr>
+        <w:ind w:left="-5" w:right="0"/>
+        <w:rPr>
+          <w:b/>
+        </w:rPr>
+      </w:pPr>
+      <w:r>
+        <w:rPr>
+          <w:b/>
+        </w:rPr>
+        <w:t>Molecular Simulation &amp; Biophysics</w:t>
+      </w:r>
+      <w:r>
+        <w:rPr>
+          <w:b/>
+        </w:rPr>
+        <w:t xml:space="preserve">: </w:t>
+      </w:r>
+    </w:p>
+    <w:p>
+      <w:pPr>
+        <w:pStyle w:val="ListParagraph"/>
+        <w:numPr>
+          <w:ilvl w:val="0"/>
+          <w:numId w:val="3"/>
+        </w:numPr>
+        <w:ind w:right="0"/>
+        <w:rPr>
+          <w:b/>
+        </w:rPr>
+      </w:pPr>
+      <w:r>
+        <w:rPr>
+          <w:b/>
+        </w:rPr>
+        <w:t xml:space="preserve">Molecular Dynamics: </w:t>
+      </w:r>
+      <w:r>
+        <w:rPr>
+          <w:bCs/>
+        </w:rPr>
+        <w:t>GROMACS, AMBER, PLUMED, Replica Exchange MD (REMD), Monte Carlo</w:t>
+      </w:r>
+    </w:p>
+    <w:p>
+      <w:pPr>
+        <w:pStyle w:val="ListParagraph"/>
+        <w:numPr>
+          <w:ilvl w:val="0"/>
+          <w:numId w:val="3"/>
+        </w:numPr>
+        <w:ind w:right="0"/>
+        <w:rPr>
+          <w:b/>
+        </w:rPr>
+      </w:pPr>
+      <w:r>
+        <w:rPr>
+          <w:b/>
+        </w:rPr>
+        <w:t xml:space="preserve">Analysis &amp; Visualization: </w:t>
       </w:r>
       <w:proofErr w:type="spellStart"/>
       <w:r>
-        <w:t>years experience</w:t>
+        <w:rPr>
+          <w:bCs/>
+        </w:rPr>
+        <w:t>MDAnalysis</w:t>
       </w:r>
       <w:proofErr w:type="spellEnd"/>
       <w:r>
-        <w:t xml:space="preserve"> in a collaborative software development environment as a controls engineer at SLAC National Accelerator Laboratory earning the SLAC Spot Award for Dependability. Certificate in data analytics and skills including Python, SQL, MongoDB, JavaScript/HTML, and PLC programming. Highly organized with experience balancing multiple responsibilities and a dedicated learner with a passion for problem solving. Quantitative analysis experience in a variety of technical environments and excellent written/oral communication skills to express ideas and learn from others.</w:t>
-      </w:r>
-    </w:p>
-    <w:p>
-      <w:pPr>
-        <w:pStyle w:val="Heading1"/>
-      </w:pPr>
-      <w:r>
-        <w:rPr>
-          <w:sz w:val="24"/>
-        </w:rPr>
-        <w:t>T</w:t>
-      </w:r>
-      <w:r>
-        <w:t xml:space="preserve">ECHNICAL </w:t>
-      </w:r>
-      <w:r>
-        <w:rPr>
-          <w:sz w:val="24"/>
-        </w:rPr>
-        <w:t>S</w:t>
-      </w:r>
-      <w:r>
-        <w:t>KILLS</w:t>
-      </w:r>
+        <w:rPr>
+          <w:bCs/>
+        </w:rPr>
+        <w:t>, VMD, custom Python workflows</w:t>
+      </w:r>
+    </w:p>
+    <w:p>
+      <w:pPr>
+        <w:pStyle w:val="ListParagraph"/>
+        <w:numPr>
+          <w:ilvl w:val="0"/>
+          <w:numId w:val="3"/>
+        </w:numPr>
+        <w:ind w:right="0"/>
+        <w:rPr>
+          <w:b/>
+        </w:rPr>
+      </w:pPr>
+      <w:r>
+        <w:rPr>
+          <w:b/>
+        </w:rPr>
+        <w:t xml:space="preserve">Docking &amp; Screening: </w:t>
+      </w:r>
+      <w:proofErr w:type="spellStart"/>
+      <w:r>
+        <w:rPr>
+          <w:bCs/>
+        </w:rPr>
+        <w:t>AutoDock</w:t>
+      </w:r>
+      <w:proofErr w:type="spellEnd"/>
+      <w:r>
+        <w:rPr>
+          <w:bCs/>
+        </w:rPr>
+        <w:t xml:space="preserve"> Vina</w:t>
+      </w:r>
+    </w:p>
+    <w:p>
+      <w:pPr>
+        <w:pStyle w:val="ListParagraph"/>
+        <w:numPr>
+          <w:ilvl w:val="0"/>
+          <w:numId w:val="3"/>
+        </w:numPr>
+        <w:ind w:right="0"/>
+        <w:rPr>
+          <w:b/>
+        </w:rPr>
+      </w:pPr>
+      <w:r>
+        <w:rPr>
+          <w:b/>
+        </w:rPr>
+        <w:t xml:space="preserve">Simulation Environments: </w:t>
+      </w:r>
+      <w:r>
+        <w:rPr>
+          <w:bCs/>
+        </w:rPr>
+        <w:t xml:space="preserve">Linux, HPC workflows, </w:t>
+      </w:r>
+      <w:proofErr w:type="spellStart"/>
+      <w:r>
+        <w:rPr>
+          <w:bCs/>
+        </w:rPr>
+        <w:t>CMake</w:t>
+      </w:r>
+      <w:proofErr w:type="spellEnd"/>
+    </w:p>
+    <w:p>
+      <w:pPr>
+        <w:ind w:right="0"/>
+        <w:rPr>
+          <w:b/>
+        </w:rPr>
+      </w:pPr>
     </w:p>
     <w:p>
       <w:pPr>
         <w:ind w:left="-5" w:right="0"/>
+        <w:rPr>
+          <w:b/>
+        </w:rPr>
+      </w:pPr>
+      <w:r>
+        <w:rPr>
+          <w:b/>
+        </w:rPr>
+        <w:t>Programming &amp; Scientific Computing</w:t>
+      </w:r>
+      <w:r>
+        <w:rPr>
+          <w:b/>
+        </w:rPr>
+        <w:t xml:space="preserve">: </w:t>
+      </w:r>
+    </w:p>
+    <w:p>
+      <w:pPr>
+        <w:pStyle w:val="ListParagraph"/>
+        <w:numPr>
+          <w:ilvl w:val="0"/>
+          <w:numId w:val="3"/>
+        </w:numPr>
+        <w:ind w:right="0"/>
+        <w:rPr>
+          <w:b/>
+        </w:rPr>
       </w:pPr>
       <w:r>
         <w:rPr>
@@ -284,12 +504,306 @@
         <w:t xml:space="preserve">Languages: </w:t>
       </w:r>
       <w:r>
-        <w:t>Python, C++, SQL, JavaScript ES6+, HTML5, R, MATLAB, Experimental Physics and Industrial Control System (EPICS), PLC</w:t>
-      </w:r>
+        <w:rPr>
+          <w:bCs/>
+        </w:rPr>
+        <w:t>Python, C++, R, MATLAB, SQL</w:t>
+      </w:r>
+    </w:p>
+    <w:p>
+      <w:pPr>
+        <w:pStyle w:val="ListParagraph"/>
+        <w:numPr>
+          <w:ilvl w:val="0"/>
+          <w:numId w:val="3"/>
+        </w:numPr>
+        <w:ind w:right="0"/>
+        <w:rPr>
+          <w:b/>
+        </w:rPr>
+      </w:pPr>
+      <w:r>
+        <w:rPr>
+          <w:b/>
+        </w:rPr>
+        <w:t xml:space="preserve">Python Ecosystem: </w:t>
+      </w:r>
+      <w:r>
+        <w:rPr>
+          <w:bCs/>
+        </w:rPr>
+        <w:t>NumPy, pandas, Matplotlib, scikit-learn, TensorFlow/</w:t>
+      </w:r>
+      <w:proofErr w:type="spellStart"/>
+      <w:r>
+        <w:rPr>
+          <w:bCs/>
+        </w:rPr>
+        <w:t>Keras</w:t>
+      </w:r>
+      <w:proofErr w:type="spellEnd"/>
+    </w:p>
+    <w:p>
+      <w:pPr>
+        <w:pStyle w:val="ListParagraph"/>
+        <w:numPr>
+          <w:ilvl w:val="0"/>
+          <w:numId w:val="3"/>
+        </w:numPr>
+        <w:ind w:right="0"/>
+        <w:rPr>
+          <w:b/>
+        </w:rPr>
+      </w:pPr>
+      <w:r>
+        <w:rPr>
+          <w:b/>
+        </w:rPr>
+        <w:t xml:space="preserve">Data &amp; ML: </w:t>
+      </w:r>
+      <w:r>
+        <w:rPr>
+          <w:bCs/>
+        </w:rPr>
+        <w:t>Machine learning, neural networks, NLP, ETL pipelines</w:t>
+      </w:r>
+    </w:p>
+    <w:p>
+      <w:pPr>
+        <w:ind w:right="0"/>
+        <w:rPr>
+          <w:b/>
+        </w:rPr>
+      </w:pPr>
     </w:p>
     <w:p>
       <w:pPr>
         <w:ind w:left="-5" w:right="0"/>
+        <w:rPr>
+          <w:b/>
+        </w:rPr>
+      </w:pPr>
+      <w:r>
+        <w:rPr>
+          <w:b/>
+        </w:rPr>
+        <w:t>Data Systems &amp; Software Engineering</w:t>
+      </w:r>
+      <w:r>
+        <w:rPr>
+          <w:b/>
+        </w:rPr>
+        <w:t xml:space="preserve">: </w:t>
+      </w:r>
+    </w:p>
+    <w:p>
+      <w:pPr>
+        <w:pStyle w:val="ListParagraph"/>
+        <w:numPr>
+          <w:ilvl w:val="0"/>
+          <w:numId w:val="4"/>
+        </w:numPr>
+        <w:ind w:right="0"/>
+        <w:rPr>
+          <w:b/>
+        </w:rPr>
+      </w:pPr>
+      <w:r>
+        <w:rPr>
+          <w:b/>
+        </w:rPr>
+        <w:t xml:space="preserve">Databases: </w:t>
+      </w:r>
+      <w:r>
+        <w:rPr>
+          <w:bCs/>
+        </w:rPr>
+        <w:t>PostgreSQL, MongoDB, SQLite</w:t>
+      </w:r>
+    </w:p>
+    <w:p>
+      <w:pPr>
+        <w:pStyle w:val="ListParagraph"/>
+        <w:numPr>
+          <w:ilvl w:val="0"/>
+          <w:numId w:val="4"/>
+        </w:numPr>
+        <w:ind w:right="0"/>
+        <w:rPr>
+          <w:b/>
+        </w:rPr>
+      </w:pPr>
+      <w:r>
+        <w:rPr>
+          <w:b/>
+        </w:rPr>
+        <w:t xml:space="preserve">Web &amp; Visualization: </w:t>
+      </w:r>
+      <w:r>
+        <w:rPr>
+          <w:bCs/>
+        </w:rPr>
+        <w:t xml:space="preserve">Flask, </w:t>
+      </w:r>
+      <w:proofErr w:type="spellStart"/>
+      <w:r>
+        <w:rPr>
+          <w:bCs/>
+        </w:rPr>
+        <w:t>Plotly</w:t>
+      </w:r>
+      <w:proofErr w:type="spellEnd"/>
+      <w:r>
+        <w:rPr>
+          <w:bCs/>
+        </w:rPr>
+        <w:t xml:space="preserve">, D3.js, Leaflet, </w:t>
+      </w:r>
+      <w:proofErr w:type="spellStart"/>
+      <w:r>
+        <w:rPr>
+          <w:bCs/>
+        </w:rPr>
+        <w:t>GeoJSON</w:t>
+      </w:r>
+      <w:proofErr w:type="spellEnd"/>
+      <w:r>
+        <w:rPr>
+          <w:bCs/>
+        </w:rPr>
+        <w:t>, Bootstrap</w:t>
+      </w:r>
+    </w:p>
+    <w:p>
+      <w:pPr>
+        <w:pStyle w:val="ListParagraph"/>
+        <w:numPr>
+          <w:ilvl w:val="0"/>
+          <w:numId w:val="4"/>
+        </w:numPr>
+        <w:ind w:right="0"/>
+        <w:rPr>
+          <w:b/>
+        </w:rPr>
+      </w:pPr>
+      <w:r>
+        <w:rPr>
+          <w:b/>
+        </w:rPr>
+        <w:t xml:space="preserve">Cloud &amp; Tools: </w:t>
+      </w:r>
+      <w:r>
+        <w:rPr>
+          <w:bCs/>
+        </w:rPr>
+        <w:t xml:space="preserve">AWS (S3, RDS), </w:t>
+      </w:r>
+      <w:proofErr w:type="spellStart"/>
+      <w:r>
+        <w:rPr>
+          <w:bCs/>
+        </w:rPr>
+        <w:t>Jupyter</w:t>
+      </w:r>
+      <w:proofErr w:type="spellEnd"/>
+      <w:r>
+        <w:rPr>
+          <w:bCs/>
+        </w:rPr>
+        <w:t xml:space="preserve">, Google </w:t>
+      </w:r>
+      <w:proofErr w:type="spellStart"/>
+      <w:r>
+        <w:rPr>
+          <w:bCs/>
+        </w:rPr>
+        <w:t>Colab</w:t>
+      </w:r>
+      <w:proofErr w:type="spellEnd"/>
+    </w:p>
+    <w:p>
+      <w:pPr>
+        <w:pStyle w:val="ListParagraph"/>
+        <w:numPr>
+          <w:ilvl w:val="0"/>
+          <w:numId w:val="4"/>
+        </w:numPr>
+        <w:ind w:right="0"/>
+        <w:rPr>
+          <w:b/>
+        </w:rPr>
+      </w:pPr>
+      <w:r>
+        <w:rPr>
+          <w:b/>
+        </w:rPr>
+        <w:t xml:space="preserve">Version Control: </w:t>
+      </w:r>
+      <w:r>
+        <w:rPr>
+          <w:bCs/>
+        </w:rPr>
+        <w:t>Git/GitHub, SVN</w:t>
+      </w:r>
+    </w:p>
+    <w:p>
+      <w:pPr>
+        <w:ind w:right="0"/>
+        <w:rPr>
+          <w:b/>
+        </w:rPr>
+      </w:pPr>
+    </w:p>
+    <w:p>
+      <w:pPr>
+        <w:ind w:right="0"/>
+        <w:rPr>
+          <w:b/>
+        </w:rPr>
+      </w:pPr>
+      <w:r>
+        <w:rPr>
+          <w:b/>
+        </w:rPr>
+        <w:t>Controls &amp; Instrumentation</w:t>
+      </w:r>
+    </w:p>
+    <w:p>
+      <w:pPr>
+        <w:pStyle w:val="ListParagraph"/>
+        <w:numPr>
+          <w:ilvl w:val="0"/>
+          <w:numId w:val="5"/>
+        </w:numPr>
+        <w:ind w:right="0"/>
+        <w:rPr>
+          <w:b/>
+        </w:rPr>
+      </w:pPr>
+      <w:r>
+        <w:rPr>
+          <w:b/>
+        </w:rPr>
+        <w:t xml:space="preserve">Control Systems: </w:t>
+      </w:r>
+      <w:r>
+        <w:rPr>
+          <w:bCs/>
+        </w:rPr>
+        <w:t>EPICS, PLC programming, Beckhoff</w:t>
+      </w:r>
+    </w:p>
+    <w:p>
+      <w:pPr>
+        <w:pStyle w:val="ListParagraph"/>
+        <w:numPr>
+          <w:ilvl w:val="0"/>
+          <w:numId w:val="5"/>
+        </w:numPr>
+        <w:ind w:right="0"/>
+        <w:rPr>
+          <w:b/>
+        </w:rPr>
       </w:pPr>
       <w:r>
         <w:rPr>
@@ -298,198 +812,19 @@
         <w:t xml:space="preserve">Applications: </w:t>
       </w:r>
       <w:r>
-        <w:t xml:space="preserve">NumPy, pandas, Matplotlib, </w:t>
-      </w:r>
-      <w:proofErr w:type="spellStart"/>
-      <w:r>
-        <w:t>hvPlot</w:t>
-      </w:r>
-      <w:proofErr w:type="spellEnd"/>
-      <w:r>
-        <w:t xml:space="preserve">, Flask, </w:t>
-      </w:r>
-      <w:proofErr w:type="spellStart"/>
-      <w:r>
-        <w:t>PySpark</w:t>
-      </w:r>
-      <w:proofErr w:type="spellEnd"/>
-      <w:r>
-        <w:t xml:space="preserve">, </w:t>
-      </w:r>
-      <w:proofErr w:type="spellStart"/>
-      <w:r>
-        <w:t>SQLAlchemy</w:t>
-      </w:r>
-      <w:proofErr w:type="spellEnd"/>
-      <w:r>
-        <w:t>/SQLite, scikit-learn, imbalanced-learn,</w:t>
-      </w:r>
-    </w:p>
-    <w:p>
-      <w:pPr>
-        <w:ind w:left="-5" w:right="0"/>
-      </w:pPr>
-      <w:r>
-        <w:t>TensorFlow/</w:t>
-      </w:r>
-      <w:proofErr w:type="spellStart"/>
-      <w:r>
-        <w:t>Keras</w:t>
-      </w:r>
-      <w:proofErr w:type="spellEnd"/>
-      <w:r>
-        <w:t xml:space="preserve">, PostgreSQL, MongoDB, AWS RDS, AWS S3, D3.js, </w:t>
-      </w:r>
-      <w:proofErr w:type="spellStart"/>
-      <w:r>
-        <w:t>Plotly</w:t>
-      </w:r>
-      <w:proofErr w:type="spellEnd"/>
-      <w:r>
-        <w:t xml:space="preserve">, Leaflet, </w:t>
-      </w:r>
-      <w:proofErr w:type="spellStart"/>
-      <w:r>
-        <w:t>GeoJSON</w:t>
-      </w:r>
-      <w:proofErr w:type="spellEnd"/>
-      <w:r>
-        <w:t xml:space="preserve">, Bootstrap, </w:t>
-      </w:r>
-      <w:proofErr w:type="spellStart"/>
-      <w:r>
-        <w:t>Tidyverse</w:t>
-      </w:r>
-      <w:proofErr w:type="spellEnd"/>
-      <w:r>
-        <w:t>, EPICS Display Manager, Tc2_MC2</w:t>
-      </w:r>
-    </w:p>
-    <w:p>
-      <w:pPr>
-        <w:ind w:left="-5" w:right="0"/>
-      </w:pPr>
-      <w:r>
-        <w:rPr>
-          <w:b/>
-        </w:rPr>
-        <w:t xml:space="preserve">Tools: </w:t>
-      </w:r>
-      <w:r>
         <w:rPr>
           <w:bCs/>
         </w:rPr>
-        <w:t xml:space="preserve">GROMACS, </w:t>
-      </w:r>
-      <w:proofErr w:type="spellStart"/>
-      <w:r>
-        <w:rPr>
-          <w:bCs/>
-        </w:rPr>
-        <w:t>AutoDock</w:t>
-      </w:r>
-      <w:proofErr w:type="spellEnd"/>
-      <w:r>
-        <w:rPr>
-          <w:bCs/>
-        </w:rPr>
-        <w:t xml:space="preserve"> Vina, </w:t>
-      </w:r>
-      <w:r>
-        <w:rPr>
-          <w:bCs/>
-        </w:rPr>
-        <w:t xml:space="preserve">Amber, PLUMED, </w:t>
-      </w:r>
-      <w:proofErr w:type="spellStart"/>
-      <w:r>
-        <w:rPr>
-          <w:bCs/>
-        </w:rPr>
-        <w:t>MDAnalysis</w:t>
-      </w:r>
-      <w:proofErr w:type="spellEnd"/>
-      <w:r>
-        <w:rPr>
-          <w:bCs/>
-        </w:rPr>
-        <w:t xml:space="preserve">, </w:t>
-      </w:r>
-      <w:proofErr w:type="spellStart"/>
-      <w:r>
-        <w:rPr>
-          <w:bCs/>
-        </w:rPr>
-        <w:t>CMake</w:t>
-      </w:r>
-      <w:proofErr w:type="spellEnd"/>
-      <w:r>
-        <w:rPr>
-          <w:bCs/>
-        </w:rPr>
-        <w:t xml:space="preserve">, </w:t>
-      </w:r>
-      <w:proofErr w:type="spellStart"/>
-      <w:r>
-        <w:t>Jupyter</w:t>
-      </w:r>
-      <w:proofErr w:type="spellEnd"/>
-      <w:r>
-        <w:t xml:space="preserve"> Notebook, Google </w:t>
-      </w:r>
-      <w:proofErr w:type="spellStart"/>
-      <w:r>
-        <w:t>Colaboratory</w:t>
-      </w:r>
-      <w:proofErr w:type="spellEnd"/>
-      <w:r>
-        <w:t>, Beckhoff, Visual Molecular Dynamics, Visual Studio Code, Git/GitHub, SVN</w:t>
-      </w:r>
-    </w:p>
-    <w:p>
-      <w:pPr>
-        <w:spacing w:after="303"/>
-        <w:ind w:left="-5" w:right="0"/>
-      </w:pPr>
-      <w:r>
-        <w:rPr>
-          <w:b/>
-        </w:rPr>
-        <w:t xml:space="preserve">Concepts: </w:t>
-      </w:r>
-      <w:r>
-        <w:rPr>
-          <w:bCs/>
-        </w:rPr>
-        <w:t xml:space="preserve">Molecular </w:t>
-      </w:r>
-      <w:r>
-        <w:rPr>
-          <w:bCs/>
-        </w:rPr>
-        <w:t>Simulation</w:t>
-      </w:r>
-      <w:r>
-        <w:rPr>
-          <w:bCs/>
-        </w:rPr>
-        <w:t>,</w:t>
-      </w:r>
-      <w:r>
-        <w:rPr>
-          <w:bCs/>
-        </w:rPr>
-        <w:t xml:space="preserve"> Molecular Dynamics, Monte Carlo, Replica Exchange Molecular Dynamics,</w:t>
-      </w:r>
-      <w:r>
-        <w:rPr>
-          <w:bCs/>
-        </w:rPr>
-        <w:t xml:space="preserve"> </w:t>
-      </w:r>
-      <w:r>
-        <w:t>ETL, Data Visualization, Big Data, NLP, Machine Learning, Neural Networks, Linux</w:t>
-      </w:r>
+        <w:t>EPICS Display Manager, Tc2_MC2</w:t>
+      </w:r>
+    </w:p>
+    <w:p>
+      <w:pPr>
+        <w:ind w:left="0" w:right="0" w:firstLine="0"/>
+        <w:rPr>
+          <w:b/>
+        </w:rPr>
+      </w:pPr>
     </w:p>
     <w:p>
       <w:pPr>
@@ -539,149 +874,233 @@
         <w:ind w:left="-5" w:right="0"/>
       </w:pPr>
       <w:r>
-        <w:t xml:space="preserve">We show that blue light activation of the LOV2 (light, oxygen, voltage sensitive) domain of </w:t>
-      </w:r>
-      <w:r>
-        <w:rPr>
+        <w:t xml:space="preserve">Demonstrated that blue-light activation of the LOV2 (light–oxygen–voltage) domain of Avena sativa </w:t>
+      </w:r>
+      <w:proofErr w:type="spellStart"/>
+      <w:r>
+        <w:t>phototropin</w:t>
+      </w:r>
+      <w:proofErr w:type="spellEnd"/>
+      <w:r>
+        <w:t xml:space="preserve"> 1 (AsLOV2) induces concerted water motion that drives protein conformational extension, and that this activation can be triggered by either blue light or high </w:t>
+      </w:r>
+      <w:proofErr w:type="gramStart"/>
+      <w:r>
+        <w:t>pressure.</w:t>
+      </w:r>
+      <w:r>
+        <w:t>.</w:t>
+      </w:r>
+      <w:proofErr w:type="gramEnd"/>
+    </w:p>
+    <w:p>
+      <w:pPr>
+        <w:numPr>
+          <w:ilvl w:val="0"/>
+          <w:numId w:val="1"/>
+        </w:numPr>
+        <w:ind w:right="0" w:hanging="360"/>
+      </w:pPr>
+      <w:r>
+        <w:t>Submitted 2025</w:t>
+      </w:r>
+    </w:p>
+    <w:p>
+      <w:pPr>
+        <w:numPr>
+          <w:ilvl w:val="0"/>
+          <w:numId w:val="1"/>
+        </w:numPr>
+        <w:ind w:right="0" w:hanging="360"/>
+      </w:pPr>
+      <w:r>
+        <w:t xml:space="preserve">Role: </w:t>
+      </w:r>
+      <w:r>
+        <w:t>Contributing A</w:t>
+      </w:r>
+      <w:r>
+        <w:t>uthor</w:t>
+      </w:r>
+    </w:p>
+    <w:p>
+      <w:pPr>
+        <w:numPr>
+          <w:ilvl w:val="0"/>
+          <w:numId w:val="1"/>
+        </w:numPr>
+        <w:spacing w:after="267"/>
+        <w:ind w:right="0" w:hanging="360"/>
+      </w:pPr>
+      <w:r>
+        <w:t xml:space="preserve">Tools: </w:t>
+      </w:r>
+      <w:r>
+        <w:t>GROMACS, Amber, PLUMED SASA module</w:t>
+      </w:r>
+      <w:r>
+        <w:t xml:space="preserve">, </w:t>
+      </w:r>
+      <w:proofErr w:type="spellStart"/>
+      <w:r>
+        <w:t>MDAnalysis</w:t>
+      </w:r>
+      <w:proofErr w:type="spellEnd"/>
+      <w:r>
+        <w:t>, Python</w:t>
+      </w:r>
+    </w:p>
+    <w:p>
+      <w:pPr>
+        <w:spacing w:after="11" w:line="259" w:lineRule="auto"/>
+        <w:ind w:left="-5" w:right="0"/>
+        <w:rPr>
+          <w:b/>
           <w:i/>
           <w:iCs/>
         </w:rPr>
-        <w:t xml:space="preserve">Avena sativa </w:t>
+      </w:pPr>
+      <w:r>
+        <w:rPr>
+          <w:b/>
+        </w:rPr>
+        <w:t>Pareto-Optimal Molecular Discovery with</w:t>
+      </w:r>
+      <w:r>
+        <w:rPr>
+          <w:b/>
+        </w:rPr>
+        <w:t xml:space="preserve"> </w:t>
+      </w:r>
+      <w:r>
+        <w:rPr>
+          <w:b/>
+        </w:rPr>
+        <w:t>Thompson-Sampled Scaffold Allocation</w:t>
+      </w:r>
+      <w:r>
+        <w:rPr>
+          <w:b/>
+        </w:rPr>
+        <w:t xml:space="preserve"> </w:t>
+      </w:r>
+      <w:r>
+        <w:t xml:space="preserve">| </w:t>
+      </w:r>
+      <w:r>
+        <w:t>In Progress</w:t>
+      </w:r>
+    </w:p>
+    <w:p>
+      <w:pPr>
+        <w:ind w:left="-5" w:right="0"/>
+      </w:pPr>
+      <w:r>
+        <w:lastRenderedPageBreak/>
+        <w:t>Developed a reinforcement learning–driven framework to inhibit α-synuclein aggregation in aging-associated neurodegeneration, integrating multi-objective optimization and molecular simulation for compound validation</w:t>
+      </w:r>
+      <w:r>
+        <w:t>.</w:t>
+      </w:r>
+    </w:p>
+    <w:p>
+      <w:pPr>
+        <w:numPr>
+          <w:ilvl w:val="0"/>
+          <w:numId w:val="1"/>
+        </w:numPr>
+        <w:ind w:right="0" w:hanging="360"/>
+      </w:pPr>
+      <w:r>
+        <w:t xml:space="preserve">Role: </w:t>
+      </w:r>
+      <w:r>
+        <w:t xml:space="preserve">Contributing Author </w:t>
+      </w:r>
+    </w:p>
+    <w:p>
+      <w:pPr>
+        <w:numPr>
+          <w:ilvl w:val="0"/>
+          <w:numId w:val="1"/>
+        </w:numPr>
+        <w:spacing w:after="300"/>
+        <w:ind w:right="0" w:hanging="360"/>
+      </w:pPr>
+      <w:r>
+        <w:t xml:space="preserve">Tools: </w:t>
+      </w:r>
+      <w:r>
+        <w:t xml:space="preserve">GROMACS, </w:t>
       </w:r>
       <w:proofErr w:type="spellStart"/>
       <w:r>
-        <w:t>phototropin</w:t>
+        <w:t>AutoDock</w:t>
       </w:r>
       <w:proofErr w:type="spellEnd"/>
       <w:r>
-        <w:t xml:space="preserve"> 1 (AsLOV2) gives rise to concerted water movement that induces protein conformational extensions</w:t>
-      </w:r>
-      <w:r>
-        <w:t>.</w:t>
-      </w:r>
-      <w:r>
-        <w:t xml:space="preserve"> We further find AsLOV2 activation can be initiated by blue light or high pressure.</w:t>
-      </w:r>
-    </w:p>
-    <w:p>
-      <w:pPr>
-        <w:numPr>
-          <w:ilvl w:val="0"/>
-          <w:numId w:val="1"/>
-        </w:numPr>
-        <w:ind w:right="0" w:hanging="360"/>
-      </w:pPr>
-      <w:r>
-        <w:t>Submitted 2025</w:t>
-      </w:r>
-    </w:p>
-    <w:p>
-      <w:pPr>
-        <w:numPr>
-          <w:ilvl w:val="0"/>
-          <w:numId w:val="1"/>
-        </w:numPr>
-        <w:ind w:right="0" w:hanging="360"/>
-      </w:pPr>
-      <w:r>
-        <w:t xml:space="preserve">Role: </w:t>
-      </w:r>
-      <w:r>
-        <w:t>Contributing A</w:t>
-      </w:r>
-      <w:r>
-        <w:t>uthor</w:t>
-      </w:r>
-    </w:p>
-    <w:p>
-      <w:pPr>
-        <w:numPr>
-          <w:ilvl w:val="0"/>
-          <w:numId w:val="1"/>
-        </w:numPr>
-        <w:spacing w:after="267"/>
-        <w:ind w:right="0" w:hanging="360"/>
-      </w:pPr>
-      <w:r>
-        <w:t xml:space="preserve">Tools: </w:t>
-      </w:r>
-      <w:r>
-        <w:t xml:space="preserve">GROMACS, Amber, PLUMED SASA module, Python, </w:t>
+        <w:t xml:space="preserve"> Vina QuickVina2-GPU, </w:t>
       </w:r>
       <w:proofErr w:type="spellStart"/>
       <w:r>
+        <w:t>PyTorch</w:t>
+      </w:r>
+      <w:proofErr w:type="spellEnd"/>
+      <w:r>
+        <w:t xml:space="preserve">, </w:t>
+      </w:r>
+      <w:proofErr w:type="spellStart"/>
+      <w:r>
+        <w:t>RDKit</w:t>
+      </w:r>
+      <w:proofErr w:type="spellEnd"/>
+      <w:r>
+        <w:t xml:space="preserve">, </w:t>
+      </w:r>
+      <w:proofErr w:type="spellStart"/>
+      <w:r>
         <w:t>MDAnalysis</w:t>
       </w:r>
       <w:proofErr w:type="spellEnd"/>
+      <w:r>
+        <w:t>, Python</w:t>
+      </w:r>
     </w:p>
     <w:p>
       <w:pPr>
         <w:spacing w:after="11" w:line="259" w:lineRule="auto"/>
         <w:ind w:left="-5" w:right="0"/>
       </w:pPr>
-      <w:proofErr w:type="spellStart"/>
-      <w:r>
-        <w:rPr>
-          <w:b/>
-        </w:rPr>
-        <w:t>lcls</w:t>
-      </w:r>
-      <w:proofErr w:type="spellEnd"/>
-      <w:r>
-        <w:rPr>
-          <w:b/>
-        </w:rPr>
-        <w:t>-plc-</w:t>
-      </w:r>
-      <w:proofErr w:type="spellStart"/>
-      <w:r>
-        <w:rPr>
-          <w:b/>
-        </w:rPr>
-        <w:t>lfe</w:t>
-      </w:r>
-      <w:proofErr w:type="spellEnd"/>
-      <w:r>
-        <w:rPr>
-          <w:b/>
-        </w:rPr>
-        <w:t xml:space="preserve">-optics </w:t>
-      </w:r>
-      <w:r>
-        <w:t xml:space="preserve">| </w:t>
-      </w:r>
-      <w:hyperlink r:id="rId9">
-        <w:r>
-          <w:rPr>
-            <w:color w:val="1155CC"/>
-            <w:u w:val="single" w:color="1155CC"/>
-          </w:rPr>
-          <w:t>https://github.com/pcdshub/lcls-plc-lfe-optics</w:t>
-        </w:r>
-      </w:hyperlink>
+      <w:r>
+        <w:rPr>
+          <w:b/>
+        </w:rPr>
+        <w:t xml:space="preserve">Biasing Chemical Language Models Using Molecular Simulation </w:t>
+      </w:r>
+      <w:r>
+        <w:t>|</w:t>
+      </w:r>
+      <w:r>
+        <w:t xml:space="preserve"> In Progress</w:t>
+      </w:r>
     </w:p>
     <w:p>
       <w:pPr>
         <w:ind w:left="-5" w:right="0"/>
       </w:pPr>
       <w:r>
-        <w:t xml:space="preserve">PLC project and EPICS Input/Output Controller (IOC) for deployed LCLS optics MR1L0 and MR2L0 relying on </w:t>
-      </w:r>
-      <w:proofErr w:type="spellStart"/>
-      <w:r>
-        <w:t>lcls</w:t>
-      </w:r>
-      <w:proofErr w:type="spellEnd"/>
-      <w:r>
-        <w:t>-</w:t>
-      </w:r>
-      <w:proofErr w:type="spellStart"/>
-      <w:r>
-        <w:t>twincat</w:t>
-      </w:r>
-      <w:proofErr w:type="spellEnd"/>
-      <w:r>
-        <w:t>-optics library.</w:t>
+        <w:t xml:space="preserve">Used molecular dynamics simulations of protein–ligand complexes to identify interaction motifs that modulate protein stability and conformational </w:t>
+      </w:r>
+      <w:proofErr w:type="gramStart"/>
+      <w:r>
+        <w:t>change, and</w:t>
+      </w:r>
+      <w:proofErr w:type="gramEnd"/>
+      <w:r>
+        <w:t xml:space="preserve"> leveraged these insights to guide chemical language models toward desired protein conformations</w:t>
+      </w:r>
+      <w:r>
+        <w:t>.</w:t>
       </w:r>
     </w:p>
     <w:p>
@@ -693,82 +1112,13 @@
         <w:ind w:right="0" w:hanging="360"/>
       </w:pPr>
       <w:r>
-        <w:t>Role: Defined motion axes for MR1L0 and MR2L0 optics and performed system checkouts to verify motion requirements.</w:t>
-      </w:r>
-    </w:p>
-    <w:p>
-      <w:pPr>
-        <w:numPr>
-          <w:ilvl w:val="0"/>
-          <w:numId w:val="1"/>
-        </w:numPr>
-        <w:spacing w:after="300"/>
-        <w:ind w:right="0" w:hanging="360"/>
-      </w:pPr>
-      <w:r>
-        <w:t xml:space="preserve">Tools: PLC, Beckhoff, Tc2_MC2, </w:t>
-      </w:r>
-      <w:proofErr w:type="spellStart"/>
-      <w:r>
-        <w:t>pytmc</w:t>
-      </w:r>
-      <w:proofErr w:type="spellEnd"/>
-      <w:r>
-        <w:t>, EPICS</w:t>
-      </w:r>
-    </w:p>
-    <w:p>
-      <w:pPr>
-        <w:spacing w:after="11" w:line="259" w:lineRule="auto"/>
-        <w:ind w:left="-5" w:right="0"/>
-      </w:pPr>
-      <w:r>
-        <w:rPr>
-          <w:b/>
-        </w:rPr>
-        <w:t xml:space="preserve">Mission-to-Mars </w:t>
-      </w:r>
-      <w:r>
-        <w:t xml:space="preserve">| </w:t>
-      </w:r>
-      <w:r>
-        <w:fldChar w:fldCharType="begin"/>
-      </w:r>
-      <w:r>
-        <w:instrText xml:space="preserve">HYPERLINK "https://github.com/jsheppard95/Mission-to-Mars" \h </w:instrText>
-      </w:r>
-      <w:r>
-        <w:fldChar w:fldCharType="separate"/>
-      </w:r>
-      <w:r>
-        <w:rPr>
-          <w:color w:val="1155CC"/>
-          <w:u w:val="single" w:color="1155CC"/>
-        </w:rPr>
-        <w:t>https://github.com/jsheppard95/Mission-to-Mars</w:t>
-      </w:r>
-      <w:r>
-        <w:fldChar w:fldCharType="end"/>
-      </w:r>
-    </w:p>
-    <w:p>
-      <w:pPr>
-        <w:ind w:left="-5" w:right="0"/>
-      </w:pPr>
-      <w:r>
-        <w:t>Interactive web scraping application acquiring Mars data, storing using MongoDB, and then visualizing in a Flask application.</w:t>
-      </w:r>
-    </w:p>
-    <w:p>
-      <w:pPr>
-        <w:numPr>
-          <w:ilvl w:val="0"/>
-          <w:numId w:val="1"/>
-        </w:numPr>
-        <w:ind w:right="0" w:hanging="360"/>
-      </w:pPr>
-      <w:r>
-        <w:t>Role: Sole author</w:t>
+        <w:t xml:space="preserve">Role: </w:t>
+      </w:r>
+      <w:r>
+        <w:t>Contributing</w:t>
+      </w:r>
+      <w:r>
+        <w:t xml:space="preserve"> author</w:t>
       </w:r>
     </w:p>
     <w:p>
@@ -781,15 +1131,18 @@
         <w:ind w:right="0" w:hanging="360"/>
       </w:pPr>
       <w:r>
-        <w:t xml:space="preserve">Tools: Python, Splinter, bs4, Pandas, Flask, MongoDB, </w:t>
+        <w:t xml:space="preserve">Tools: </w:t>
+      </w:r>
+      <w:r>
+        <w:t xml:space="preserve">GROMACS, </w:t>
       </w:r>
       <w:proofErr w:type="spellStart"/>
       <w:r>
-        <w:t>Jupyter</w:t>
+        <w:t>MDAnalysis</w:t>
       </w:r>
       <w:proofErr w:type="spellEnd"/>
       <w:r>
-        <w:t xml:space="preserve"> Notebook</w:t>
+        <w:t>, Python</w:t>
       </w:r>
     </w:p>
     <w:p>
@@ -800,7 +1153,6 @@
         <w:rPr>
           <w:sz w:val="24"/>
         </w:rPr>
-        <w:lastRenderedPageBreak/>
         <w:t>E</w:t>
       </w:r>
       <w:r>
@@ -965,7 +1317,15 @@
         <w:t xml:space="preserve">Mentored </w:t>
       </w:r>
       <w:r>
-        <w:t>undergraduate students with a focus on developing computational problem solving skills and working in a collaborative scientific environment</w:t>
+        <w:t xml:space="preserve">undergraduate students with a focus on developing computational </w:t>
+      </w:r>
+      <w:proofErr w:type="gramStart"/>
+      <w:r>
+        <w:t>problem solving</w:t>
+      </w:r>
+      <w:proofErr w:type="gramEnd"/>
+      <w:r>
+        <w:t xml:space="preserve"> skills and working in a collaborative scientific environment</w:t>
       </w:r>
       <w:r>
         <w:t>.</w:t>
@@ -1173,6 +1533,7 @@
         <w:ind w:right="0" w:hanging="360"/>
       </w:pPr>
       <w:r>
+        <w:lastRenderedPageBreak/>
         <w:t>Integrated motors, cameras, temperature sensors, timing trigger signals, and other user devices into the ECS-developed controls software stack for assigned experiments.</w:t>
       </w:r>
     </w:p>
@@ -1194,6 +1555,26 @@
       <w:proofErr w:type="spellEnd"/>
       <w:r>
         <w:t xml:space="preserve"> sessions containing device objects for specific experiments).</w:t>
+      </w:r>
+    </w:p>
+    <w:p>
+      <w:pPr>
+        <w:numPr>
+          <w:ilvl w:val="0"/>
+          <w:numId w:val="2"/>
+        </w:numPr>
+        <w:ind w:right="0" w:hanging="360"/>
+      </w:pPr>
+      <w:r>
+        <w:t xml:space="preserve">Deployed </w:t>
+      </w:r>
+      <w:proofErr w:type="gramStart"/>
+      <w:r>
+        <w:t>a controls</w:t>
+      </w:r>
+      <w:proofErr w:type="gramEnd"/>
+      <w:r>
+        <w:t xml:space="preserve"> upgrade to existing Offset Mirror System to employ LCLS-II style Beckhoff motion hardware and PLC software interface. Coordinated system reinstallation and performed checkout to ensure motion requirements were satisfied. Integrated system into ECS controls stack for use by scientists during experiments.</w:t>
       </w:r>
     </w:p>
     <w:p>
@@ -1205,24 +1586,6 @@
         <w:spacing w:after="271"/>
         <w:ind w:right="0" w:hanging="360"/>
       </w:pPr>
-      <w:r>
-        <w:t xml:space="preserve">Deployed </w:t>
-      </w:r>
-      <w:proofErr w:type="gramStart"/>
-      <w:r>
-        <w:t>a controls</w:t>
-      </w:r>
-      <w:proofErr w:type="gramEnd"/>
-      <w:r>
-        <w:t xml:space="preserve"> upgrade to existing Offset Mirror System to employ LCLS-II style Beckhoff motion hardware and PLC software interface. Coordinated system reinstallation and performed checkout to ensure motion requirements were satisfied. Integrated system into ECS controls stack for use by scientists during experiments. </w:t>
-      </w:r>
-      <w:r>
-        <w:rPr>
-          <w:rFonts w:ascii="Arial" w:eastAsia="Arial" w:hAnsi="Arial" w:cs="Arial"/>
-          <w:sz w:val="20"/>
-        </w:rPr>
-        <w:t xml:space="preserve">● </w:t>
-      </w:r>
       <w:r>
         <w:t>Received SLAC Spot Award for Dependability (August 4, 2020).</w:t>
       </w:r>
@@ -1291,7 +1654,6 @@
         <w:rPr>
           <w:i/>
         </w:rPr>
-        <w:lastRenderedPageBreak/>
         <w:t>Key Accomplishments:</w:t>
       </w:r>
     </w:p>
@@ -1524,7 +1886,7 @@
         <w:t xml:space="preserve">, Chemistry: University of California, Santa Barbara, </w:t>
       </w:r>
       <w:r>
-        <w:t>Santa Barbara, CA Expected 2026-2027</w:t>
+        <w:t>Santa Barbara, CA Expected 2027</w:t>
       </w:r>
     </w:p>
     <w:p>
@@ -1812,6 +2174,119 @@
     </w:lvl>
   </w:abstractNum>
   <w:abstractNum w:abstractNumId="1" w15:restartNumberingAfterBreak="0">
+    <w:nsid w:val="4D976471"/>
+    <w:multiLevelType w:val="hybridMultilevel"/>
+    <w:tmpl w:val="FA264678"/>
+    <w:lvl w:ilvl="0" w:tplc="04090001">
+      <w:start w:val="1"/>
+      <w:numFmt w:val="bullet"/>
+      <w:lvlText w:val=""/>
+      <w:lvlJc w:val="left"/>
+      <w:pPr>
+        <w:ind w:left="705" w:hanging="360"/>
+      </w:pPr>
+      <w:rPr>
+        <w:rFonts w:ascii="Symbol" w:hAnsi="Symbol" w:hint="default"/>
+      </w:rPr>
+    </w:lvl>
+    <w:lvl w:ilvl="1" w:tplc="04090003" w:tentative="1">
+      <w:start w:val="1"/>
+      <w:numFmt w:val="bullet"/>
+      <w:lvlText w:val="o"/>
+      <w:lvlJc w:val="left"/>
+      <w:pPr>
+        <w:ind w:left="1425" w:hanging="360"/>
+      </w:pPr>
+      <w:rPr>
+        <w:rFonts w:ascii="Courier New" w:hAnsi="Courier New" w:hint="default"/>
+      </w:rPr>
+    </w:lvl>
+    <w:lvl w:ilvl="2" w:tplc="04090005" w:tentative="1">
+      <w:start w:val="1"/>
+      <w:numFmt w:val="bullet"/>
+      <w:lvlText w:val=""/>
+      <w:lvlJc w:val="left"/>
+      <w:pPr>
+        <w:ind w:left="2145" w:hanging="360"/>
+      </w:pPr>
+      <w:rPr>
+        <w:rFonts w:ascii="Wingdings" w:hAnsi="Wingdings" w:hint="default"/>
+      </w:rPr>
+    </w:lvl>
+    <w:lvl w:ilvl="3" w:tplc="04090001" w:tentative="1">
+      <w:start w:val="1"/>
+      <w:numFmt w:val="bullet"/>
+      <w:lvlText w:val=""/>
+      <w:lvlJc w:val="left"/>
+      <w:pPr>
+        <w:ind w:left="2865" w:hanging="360"/>
+      </w:pPr>
+      <w:rPr>
+        <w:rFonts w:ascii="Symbol" w:hAnsi="Symbol" w:hint="default"/>
+      </w:rPr>
+    </w:lvl>
+    <w:lvl w:ilvl="4" w:tplc="04090003" w:tentative="1">
+      <w:start w:val="1"/>
+      <w:numFmt w:val="bullet"/>
+      <w:lvlText w:val="o"/>
+      <w:lvlJc w:val="left"/>
+      <w:pPr>
+        <w:ind w:left="3585" w:hanging="360"/>
+      </w:pPr>
+      <w:rPr>
+        <w:rFonts w:ascii="Courier New" w:hAnsi="Courier New" w:hint="default"/>
+      </w:rPr>
+    </w:lvl>
+    <w:lvl w:ilvl="5" w:tplc="04090005" w:tentative="1">
+      <w:start w:val="1"/>
+      <w:numFmt w:val="bullet"/>
+      <w:lvlText w:val=""/>
+      <w:lvlJc w:val="left"/>
+      <w:pPr>
+        <w:ind w:left="4305" w:hanging="360"/>
+      </w:pPr>
+      <w:rPr>
+        <w:rFonts w:ascii="Wingdings" w:hAnsi="Wingdings" w:hint="default"/>
+      </w:rPr>
+    </w:lvl>
+    <w:lvl w:ilvl="6" w:tplc="04090001" w:tentative="1">
+      <w:start w:val="1"/>
+      <w:numFmt w:val="bullet"/>
+      <w:lvlText w:val=""/>
+      <w:lvlJc w:val="left"/>
+      <w:pPr>
+        <w:ind w:left="5025" w:hanging="360"/>
+      </w:pPr>
+      <w:rPr>
+        <w:rFonts w:ascii="Symbol" w:hAnsi="Symbol" w:hint="default"/>
+      </w:rPr>
+    </w:lvl>
+    <w:lvl w:ilvl="7" w:tplc="04090003" w:tentative="1">
+      <w:start w:val="1"/>
+      <w:numFmt w:val="bullet"/>
+      <w:lvlText w:val="o"/>
+      <w:lvlJc w:val="left"/>
+      <w:pPr>
+        <w:ind w:left="5745" w:hanging="360"/>
+      </w:pPr>
+      <w:rPr>
+        <w:rFonts w:ascii="Courier New" w:hAnsi="Courier New" w:hint="default"/>
+      </w:rPr>
+    </w:lvl>
+    <w:lvl w:ilvl="8" w:tplc="04090005" w:tentative="1">
+      <w:start w:val="1"/>
+      <w:numFmt w:val="bullet"/>
+      <w:lvlText w:val=""/>
+      <w:lvlJc w:val="left"/>
+      <w:pPr>
+        <w:ind w:left="6465" w:hanging="360"/>
+      </w:pPr>
+      <w:rPr>
+        <w:rFonts w:ascii="Wingdings" w:hAnsi="Wingdings" w:hint="default"/>
+      </w:rPr>
+    </w:lvl>
+  </w:abstractNum>
+  <w:abstractNum w:abstractNumId="2" w15:restartNumberingAfterBreak="0">
     <w:nsid w:val="50325797"/>
     <w:multiLevelType w:val="hybridMultilevel"/>
     <w:tmpl w:val="04D6ECD8"/>
@@ -2032,11 +2507,246 @@
       </w:rPr>
     </w:lvl>
   </w:abstractNum>
+  <w:abstractNum w:abstractNumId="3" w15:restartNumberingAfterBreak="0">
+    <w:nsid w:val="701C32BE"/>
+    <w:multiLevelType w:val="hybridMultilevel"/>
+    <w:tmpl w:val="AEBE3A84"/>
+    <w:lvl w:ilvl="0" w:tplc="04090001">
+      <w:start w:val="1"/>
+      <w:numFmt w:val="bullet"/>
+      <w:lvlText w:val=""/>
+      <w:lvlJc w:val="left"/>
+      <w:pPr>
+        <w:ind w:left="720" w:hanging="360"/>
+      </w:pPr>
+      <w:rPr>
+        <w:rFonts w:ascii="Symbol" w:hAnsi="Symbol" w:hint="default"/>
+      </w:rPr>
+    </w:lvl>
+    <w:lvl w:ilvl="1" w:tplc="04090003" w:tentative="1">
+      <w:start w:val="1"/>
+      <w:numFmt w:val="bullet"/>
+      <w:lvlText w:val="o"/>
+      <w:lvlJc w:val="left"/>
+      <w:pPr>
+        <w:ind w:left="1440" w:hanging="360"/>
+      </w:pPr>
+      <w:rPr>
+        <w:rFonts w:ascii="Courier New" w:hAnsi="Courier New" w:hint="default"/>
+      </w:rPr>
+    </w:lvl>
+    <w:lvl w:ilvl="2" w:tplc="04090005" w:tentative="1">
+      <w:start w:val="1"/>
+      <w:numFmt w:val="bullet"/>
+      <w:lvlText w:val=""/>
+      <w:lvlJc w:val="left"/>
+      <w:pPr>
+        <w:ind w:left="2160" w:hanging="360"/>
+      </w:pPr>
+      <w:rPr>
+        <w:rFonts w:ascii="Wingdings" w:hAnsi="Wingdings" w:hint="default"/>
+      </w:rPr>
+    </w:lvl>
+    <w:lvl w:ilvl="3" w:tplc="04090001" w:tentative="1">
+      <w:start w:val="1"/>
+      <w:numFmt w:val="bullet"/>
+      <w:lvlText w:val=""/>
+      <w:lvlJc w:val="left"/>
+      <w:pPr>
+        <w:ind w:left="2880" w:hanging="360"/>
+      </w:pPr>
+      <w:rPr>
+        <w:rFonts w:ascii="Symbol" w:hAnsi="Symbol" w:hint="default"/>
+      </w:rPr>
+    </w:lvl>
+    <w:lvl w:ilvl="4" w:tplc="04090003" w:tentative="1">
+      <w:start w:val="1"/>
+      <w:numFmt w:val="bullet"/>
+      <w:lvlText w:val="o"/>
+      <w:lvlJc w:val="left"/>
+      <w:pPr>
+        <w:ind w:left="3600" w:hanging="360"/>
+      </w:pPr>
+      <w:rPr>
+        <w:rFonts w:ascii="Courier New" w:hAnsi="Courier New" w:hint="default"/>
+      </w:rPr>
+    </w:lvl>
+    <w:lvl w:ilvl="5" w:tplc="04090005" w:tentative="1">
+      <w:start w:val="1"/>
+      <w:numFmt w:val="bullet"/>
+      <w:lvlText w:val=""/>
+      <w:lvlJc w:val="left"/>
+      <w:pPr>
+        <w:ind w:left="4320" w:hanging="360"/>
+      </w:pPr>
+      <w:rPr>
+        <w:rFonts w:ascii="Wingdings" w:hAnsi="Wingdings" w:hint="default"/>
+      </w:rPr>
+    </w:lvl>
+    <w:lvl w:ilvl="6" w:tplc="04090001" w:tentative="1">
+      <w:start w:val="1"/>
+      <w:numFmt w:val="bullet"/>
+      <w:lvlText w:val=""/>
+      <w:lvlJc w:val="left"/>
+      <w:pPr>
+        <w:ind w:left="5040" w:hanging="360"/>
+      </w:pPr>
+      <w:rPr>
+        <w:rFonts w:ascii="Symbol" w:hAnsi="Symbol" w:hint="default"/>
+      </w:rPr>
+    </w:lvl>
+    <w:lvl w:ilvl="7" w:tplc="04090003" w:tentative="1">
+      <w:start w:val="1"/>
+      <w:numFmt w:val="bullet"/>
+      <w:lvlText w:val="o"/>
+      <w:lvlJc w:val="left"/>
+      <w:pPr>
+        <w:ind w:left="5760" w:hanging="360"/>
+      </w:pPr>
+      <w:rPr>
+        <w:rFonts w:ascii="Courier New" w:hAnsi="Courier New" w:hint="default"/>
+      </w:rPr>
+    </w:lvl>
+    <w:lvl w:ilvl="8" w:tplc="04090005" w:tentative="1">
+      <w:start w:val="1"/>
+      <w:numFmt w:val="bullet"/>
+      <w:lvlText w:val=""/>
+      <w:lvlJc w:val="left"/>
+      <w:pPr>
+        <w:ind w:left="6480" w:hanging="360"/>
+      </w:pPr>
+      <w:rPr>
+        <w:rFonts w:ascii="Wingdings" w:hAnsi="Wingdings" w:hint="default"/>
+      </w:rPr>
+    </w:lvl>
+  </w:abstractNum>
+  <w:abstractNum w:abstractNumId="4" w15:restartNumberingAfterBreak="0">
+    <w:nsid w:val="7A6C608D"/>
+    <w:multiLevelType w:val="hybridMultilevel"/>
+    <w:tmpl w:val="B8529E0A"/>
+    <w:lvl w:ilvl="0" w:tplc="04090001">
+      <w:start w:val="1"/>
+      <w:numFmt w:val="bullet"/>
+      <w:lvlText w:val=""/>
+      <w:lvlJc w:val="left"/>
+      <w:pPr>
+        <w:ind w:left="720" w:hanging="360"/>
+      </w:pPr>
+      <w:rPr>
+        <w:rFonts w:ascii="Symbol" w:hAnsi="Symbol" w:hint="default"/>
+      </w:rPr>
+    </w:lvl>
+    <w:lvl w:ilvl="1" w:tplc="04090003" w:tentative="1">
+      <w:start w:val="1"/>
+      <w:numFmt w:val="bullet"/>
+      <w:lvlText w:val="o"/>
+      <w:lvlJc w:val="left"/>
+      <w:pPr>
+        <w:ind w:left="1440" w:hanging="360"/>
+      </w:pPr>
+      <w:rPr>
+        <w:rFonts w:ascii="Courier New" w:hAnsi="Courier New" w:hint="default"/>
+      </w:rPr>
+    </w:lvl>
+    <w:lvl w:ilvl="2" w:tplc="04090005" w:tentative="1">
+      <w:start w:val="1"/>
+      <w:numFmt w:val="bullet"/>
+      <w:lvlText w:val=""/>
+      <w:lvlJc w:val="left"/>
+      <w:pPr>
+        <w:ind w:left="2160" w:hanging="360"/>
+      </w:pPr>
+      <w:rPr>
+        <w:rFonts w:ascii="Wingdings" w:hAnsi="Wingdings" w:hint="default"/>
+      </w:rPr>
+    </w:lvl>
+    <w:lvl w:ilvl="3" w:tplc="04090001" w:tentative="1">
+      <w:start w:val="1"/>
+      <w:numFmt w:val="bullet"/>
+      <w:lvlText w:val=""/>
+      <w:lvlJc w:val="left"/>
+      <w:pPr>
+        <w:ind w:left="2880" w:hanging="360"/>
+      </w:pPr>
+      <w:rPr>
+        <w:rFonts w:ascii="Symbol" w:hAnsi="Symbol" w:hint="default"/>
+      </w:rPr>
+    </w:lvl>
+    <w:lvl w:ilvl="4" w:tplc="04090003" w:tentative="1">
+      <w:start w:val="1"/>
+      <w:numFmt w:val="bullet"/>
+      <w:lvlText w:val="o"/>
+      <w:lvlJc w:val="left"/>
+      <w:pPr>
+        <w:ind w:left="3600" w:hanging="360"/>
+      </w:pPr>
+      <w:rPr>
+        <w:rFonts w:ascii="Courier New" w:hAnsi="Courier New" w:hint="default"/>
+      </w:rPr>
+    </w:lvl>
+    <w:lvl w:ilvl="5" w:tplc="04090005" w:tentative="1">
+      <w:start w:val="1"/>
+      <w:numFmt w:val="bullet"/>
+      <w:lvlText w:val=""/>
+      <w:lvlJc w:val="left"/>
+      <w:pPr>
+        <w:ind w:left="4320" w:hanging="360"/>
+      </w:pPr>
+      <w:rPr>
+        <w:rFonts w:ascii="Wingdings" w:hAnsi="Wingdings" w:hint="default"/>
+      </w:rPr>
+    </w:lvl>
+    <w:lvl w:ilvl="6" w:tplc="04090001" w:tentative="1">
+      <w:start w:val="1"/>
+      <w:numFmt w:val="bullet"/>
+      <w:lvlText w:val=""/>
+      <w:lvlJc w:val="left"/>
+      <w:pPr>
+        <w:ind w:left="5040" w:hanging="360"/>
+      </w:pPr>
+      <w:rPr>
+        <w:rFonts w:ascii="Symbol" w:hAnsi="Symbol" w:hint="default"/>
+      </w:rPr>
+    </w:lvl>
+    <w:lvl w:ilvl="7" w:tplc="04090003" w:tentative="1">
+      <w:start w:val="1"/>
+      <w:numFmt w:val="bullet"/>
+      <w:lvlText w:val="o"/>
+      <w:lvlJc w:val="left"/>
+      <w:pPr>
+        <w:ind w:left="5760" w:hanging="360"/>
+      </w:pPr>
+      <w:rPr>
+        <w:rFonts w:ascii="Courier New" w:hAnsi="Courier New" w:hint="default"/>
+      </w:rPr>
+    </w:lvl>
+    <w:lvl w:ilvl="8" w:tplc="04090005" w:tentative="1">
+      <w:start w:val="1"/>
+      <w:numFmt w:val="bullet"/>
+      <w:lvlText w:val=""/>
+      <w:lvlJc w:val="left"/>
+      <w:pPr>
+        <w:ind w:left="6480" w:hanging="360"/>
+      </w:pPr>
+      <w:rPr>
+        <w:rFonts w:ascii="Wingdings" w:hAnsi="Wingdings" w:hint="default"/>
+      </w:rPr>
+    </w:lvl>
+  </w:abstractNum>
   <w:num w:numId="1" w16cid:durableId="2133743017">
-    <w:abstractNumId w:val="1"/>
+    <w:abstractNumId w:val="2"/>
   </w:num>
   <w:num w:numId="2" w16cid:durableId="1800493280">
     <w:abstractNumId w:val="0"/>
+  </w:num>
+  <w:num w:numId="3" w16cid:durableId="1085492407">
+    <w:abstractNumId w:val="1"/>
+  </w:num>
+  <w:num w:numId="4" w16cid:durableId="1148715217">
+    <w:abstractNumId w:val="4"/>
+  </w:num>
+  <w:num w:numId="5" w16cid:durableId="1812163787">
+    <w:abstractNumId w:val="3"/>
   </w:num>
 </w:numbering>
 </file>
@@ -2532,6 +3242,17 @@
       <w:shd w:val="clear" w:color="auto" w:fill="E1DFDD"/>
     </w:rPr>
   </w:style>
+  <w:style w:type="paragraph" w:styleId="ListParagraph">
+    <w:name w:val="List Paragraph"/>
+    <w:basedOn w:val="Normal"/>
+    <w:uiPriority w:val="34"/>
+    <w:qFormat/>
+    <w:rsid w:val="00523DFB"/>
+    <w:pPr>
+      <w:ind w:left="720"/>
+      <w:contextualSpacing/>
+    </w:pPr>
+  </w:style>
 </w:styles>
 </file>
 
